--- a/Backend/Director_Disclosure/Output_Disclosures/2024-25/ADANI_ECOGEN_SIX_LIMITED/DIR-8/DIR8_ABHIJEET_MANSING_CHAVAN_11330419.docx
+++ b/Backend/Director_Disclosure/Output_Disclosures/2024-25/ADANI_ECOGEN_SIX_LIMITED/DIR-8/DIR8_ABHIJEET_MANSING_CHAVAN_11330419.docx
@@ -550,76 +550,6 @@
                 <w:b w:val="0"/>
                 <w:sz w:val="23"/>
               </w:rPr>
-              <w:t>ADANI ECOGEN SEVEN LIMITED</w:t>
-            </w:r>
-          </w:p>
-        </w:tc>
-        <w:tc>
-          <w:tcPr>
-            <w:tcW w:type="dxa" w:w="2610"/>
-          </w:tcPr>
-          <w:p>
-            <w:pPr>
-              <w:spacing w:after="0"/>
-              <w:jc w:val="center"/>
-            </w:pPr>
-            <w:r>
-              <w:rPr>
-                <w:rFonts w:ascii="Adani" w:hAnsi="Adani" w:eastAsia="Adani" w:cs="Adani"/>
-                <w:b w:val="0"/>
-                <w:sz w:val="23"/>
-              </w:rPr>
-              <w:t>02/01/2026</w:t>
-            </w:r>
-          </w:p>
-        </w:tc>
-        <w:tc>
-          <w:tcPr>
-            <w:tcW w:type="dxa" w:w="2250"/>
-          </w:tcPr>
-          <w:p>
-            <w:pPr>
-              <w:spacing w:after="0"/>
-              <w:jc w:val="center"/>
-            </w:pPr>
-          </w:p>
-        </w:tc>
-      </w:tr>
-      <w:tr>
-        <w:tc>
-          <w:tcPr>
-            <w:tcW w:type="dxa" w:w="636"/>
-          </w:tcPr>
-          <w:p>
-            <w:pPr>
-              <w:spacing w:after="0"/>
-              <w:ind w:left="360"/>
-            </w:pPr>
-            <w:r>
-              <w:rPr>
-                <w:rFonts w:ascii="Adani" w:hAnsi="Adani" w:eastAsia="Adani" w:cs="Adani"/>
-                <w:b w:val="0"/>
-                <w:sz w:val="23"/>
-              </w:rPr>
-              <w:t>5</w:t>
-            </w:r>
-          </w:p>
-        </w:tc>
-        <w:tc>
-          <w:tcPr>
-            <w:tcW w:type="dxa" w:w="3864"/>
-          </w:tcPr>
-          <w:p>
-            <w:pPr>
-              <w:spacing w:after="0"/>
-              <w:jc w:val="both"/>
-            </w:pPr>
-            <w:r>
-              <w:rPr>
-                <w:rFonts w:ascii="Adani" w:hAnsi="Adani" w:eastAsia="Adani" w:cs="Adani"/>
-                <w:b w:val="0"/>
-                <w:sz w:val="23"/>
-              </w:rPr>
               <w:t>ADANI ECOGEN FIVE LIMITED</w:t>
             </w:r>
           </w:p>
@@ -671,7 +601,7 @@
                 <w:b w:val="0"/>
                 <w:sz w:val="23"/>
               </w:rPr>
-              <w:t>6</w:t>
+              <w:t>5</w:t>
             </w:r>
           </w:p>
         </w:tc>
@@ -741,7 +671,7 @@
                 <w:b w:val="0"/>
                 <w:sz w:val="23"/>
               </w:rPr>
-              <w:t>7</w:t>
+              <w:t>6</w:t>
             </w:r>
           </w:p>
         </w:tc>
@@ -811,7 +741,7 @@
                 <w:b w:val="0"/>
                 <w:sz w:val="23"/>
               </w:rPr>
-              <w:t>8</w:t>
+              <w:t>7</w:t>
             </w:r>
           </w:p>
         </w:tc>
@@ -881,7 +811,7 @@
                 <w:b w:val="0"/>
                 <w:sz w:val="23"/>
               </w:rPr>
-              <w:t>9</w:t>
+              <w:t>8</w:t>
             </w:r>
           </w:p>
         </w:tc>
@@ -1035,7 +965,7 @@
           <w:b w:val="0"/>
           <w:sz w:val="23"/>
         </w:rPr>
-        <w:t xml:space="preserve">Date: 07th May, 2026</w:t>
+        <w:t xml:space="preserve">Date: 15th May, 2026</w:t>
         <w:tab/>
       </w:r>
     </w:p>

--- a/Backend/Director_Disclosure/Output_Disclosures/2024-25/ADANI_ECOGEN_SIX_LIMITED/DIR-8/DIR8_ABHIJEET_MANSING_CHAVAN_11330419.docx
+++ b/Backend/Director_Disclosure/Output_Disclosures/2024-25/ADANI_ECOGEN_SIX_LIMITED/DIR-8/DIR8_ABHIJEET_MANSING_CHAVAN_11330419.docx
@@ -334,14 +334,6 @@
               <w:spacing w:after="0"/>
               <w:jc w:val="both"/>
             </w:pPr>
-            <w:r>
-              <w:rPr>
-                <w:rFonts w:ascii="Adani" w:hAnsi="Adani" w:eastAsia="Adani" w:cs="Adani"/>
-                <w:b w:val="0"/>
-                <w:sz w:val="23"/>
-              </w:rPr>
-              <w:t>SKYSPIN ENERGY LIMITED</w:t>
-            </w:r>
           </w:p>
         </w:tc>
         <w:tc>
@@ -353,14 +345,6 @@
               <w:spacing w:after="0"/>
               <w:jc w:val="center"/>
             </w:pPr>
-            <w:r>
-              <w:rPr>
-                <w:rFonts w:ascii="Adani" w:hAnsi="Adani" w:eastAsia="Adani" w:cs="Adani"/>
-                <w:b w:val="0"/>
-                <w:sz w:val="23"/>
-              </w:rPr>
-              <w:t>17/02/2026</w:t>
-            </w:r>
           </w:p>
         </w:tc>
         <w:tc>
@@ -404,14 +388,6 @@
               <w:spacing w:after="0"/>
               <w:jc w:val="both"/>
             </w:pPr>
-            <w:r>
-              <w:rPr>
-                <w:rFonts w:ascii="Adani" w:hAnsi="Adani" w:eastAsia="Adani" w:cs="Adani"/>
-                <w:b w:val="0"/>
-                <w:sz w:val="23"/>
-              </w:rPr>
-              <w:t>ADANI ECOGEN SIX LIMITED</w:t>
-            </w:r>
           </w:p>
         </w:tc>
         <w:tc>
@@ -423,14 +399,6 @@
               <w:spacing w:after="0"/>
               <w:jc w:val="center"/>
             </w:pPr>
-            <w:r>
-              <w:rPr>
-                <w:rFonts w:ascii="Adani" w:hAnsi="Adani" w:eastAsia="Adani" w:cs="Adani"/>
-                <w:b w:val="0"/>
-                <w:sz w:val="23"/>
-              </w:rPr>
-              <w:t>06/01/2026</w:t>
-            </w:r>
           </w:p>
         </w:tc>
         <w:tc>
@@ -474,14 +442,6 @@
               <w:spacing w:after="0"/>
               <w:jc w:val="both"/>
             </w:pPr>
-            <w:r>
-              <w:rPr>
-                <w:rFonts w:ascii="Adani" w:hAnsi="Adani" w:eastAsia="Adani" w:cs="Adani"/>
-                <w:b w:val="0"/>
-                <w:sz w:val="23"/>
-              </w:rPr>
-              <w:t>ADANI ECOGEN EIGHT LIMITED</w:t>
-            </w:r>
           </w:p>
         </w:tc>
         <w:tc>
@@ -493,364 +453,6 @@
               <w:spacing w:after="0"/>
               <w:jc w:val="center"/>
             </w:pPr>
-            <w:r>
-              <w:rPr>
-                <w:rFonts w:ascii="Adani" w:hAnsi="Adani" w:eastAsia="Adani" w:cs="Adani"/>
-                <w:b w:val="0"/>
-                <w:sz w:val="23"/>
-              </w:rPr>
-              <w:t>05/01/2026</w:t>
-            </w:r>
-          </w:p>
-        </w:tc>
-        <w:tc>
-          <w:tcPr>
-            <w:tcW w:type="dxa" w:w="2250"/>
-          </w:tcPr>
-          <w:p>
-            <w:pPr>
-              <w:spacing w:after="0"/>
-              <w:jc w:val="center"/>
-            </w:pPr>
-          </w:p>
-        </w:tc>
-      </w:tr>
-      <w:tr>
-        <w:tc>
-          <w:tcPr>
-            <w:tcW w:type="dxa" w:w="636"/>
-          </w:tcPr>
-          <w:p>
-            <w:pPr>
-              <w:spacing w:after="0"/>
-              <w:ind w:left="360"/>
-            </w:pPr>
-            <w:r>
-              <w:rPr>
-                <w:rFonts w:ascii="Adani" w:hAnsi="Adani" w:eastAsia="Adani" w:cs="Adani"/>
-                <w:b w:val="0"/>
-                <w:sz w:val="23"/>
-              </w:rPr>
-              <w:t>4</w:t>
-            </w:r>
-          </w:p>
-        </w:tc>
-        <w:tc>
-          <w:tcPr>
-            <w:tcW w:type="dxa" w:w="3864"/>
-          </w:tcPr>
-          <w:p>
-            <w:pPr>
-              <w:spacing w:after="0"/>
-              <w:jc w:val="both"/>
-            </w:pPr>
-            <w:r>
-              <w:rPr>
-                <w:rFonts w:ascii="Adani" w:hAnsi="Adani" w:eastAsia="Adani" w:cs="Adani"/>
-                <w:b w:val="0"/>
-                <w:sz w:val="23"/>
-              </w:rPr>
-              <w:t>ADANI ECOGEN FIVE LIMITED</w:t>
-            </w:r>
-          </w:p>
-        </w:tc>
-        <w:tc>
-          <w:tcPr>
-            <w:tcW w:type="dxa" w:w="2610"/>
-          </w:tcPr>
-          <w:p>
-            <w:pPr>
-              <w:spacing w:after="0"/>
-              <w:jc w:val="center"/>
-            </w:pPr>
-            <w:r>
-              <w:rPr>
-                <w:rFonts w:ascii="Adani" w:hAnsi="Adani" w:eastAsia="Adani" w:cs="Adani"/>
-                <w:b w:val="0"/>
-                <w:sz w:val="23"/>
-              </w:rPr>
-              <w:t>01/01/2026</w:t>
-            </w:r>
-          </w:p>
-        </w:tc>
-        <w:tc>
-          <w:tcPr>
-            <w:tcW w:type="dxa" w:w="2250"/>
-          </w:tcPr>
-          <w:p>
-            <w:pPr>
-              <w:spacing w:after="0"/>
-              <w:jc w:val="center"/>
-            </w:pPr>
-          </w:p>
-        </w:tc>
-      </w:tr>
-      <w:tr>
-        <w:tc>
-          <w:tcPr>
-            <w:tcW w:type="dxa" w:w="636"/>
-          </w:tcPr>
-          <w:p>
-            <w:pPr>
-              <w:spacing w:after="0"/>
-              <w:ind w:left="360"/>
-            </w:pPr>
-            <w:r>
-              <w:rPr>
-                <w:rFonts w:ascii="Adani" w:hAnsi="Adani" w:eastAsia="Adani" w:cs="Adani"/>
-                <w:b w:val="0"/>
-                <w:sz w:val="23"/>
-              </w:rPr>
-              <w:t>5</w:t>
-            </w:r>
-          </w:p>
-        </w:tc>
-        <w:tc>
-          <w:tcPr>
-            <w:tcW w:type="dxa" w:w="3864"/>
-          </w:tcPr>
-          <w:p>
-            <w:pPr>
-              <w:spacing w:after="0"/>
-              <w:jc w:val="both"/>
-            </w:pPr>
-            <w:r>
-              <w:rPr>
-                <w:rFonts w:ascii="Adani" w:hAnsi="Adani" w:eastAsia="Adani" w:cs="Adani"/>
-                <w:b w:val="0"/>
-                <w:sz w:val="23"/>
-              </w:rPr>
-              <w:t>ADANI ECOGEN FOUR LIMITED</w:t>
-            </w:r>
-          </w:p>
-        </w:tc>
-        <w:tc>
-          <w:tcPr>
-            <w:tcW w:type="dxa" w:w="2610"/>
-          </w:tcPr>
-          <w:p>
-            <w:pPr>
-              <w:spacing w:after="0"/>
-              <w:jc w:val="center"/>
-            </w:pPr>
-            <w:r>
-              <w:rPr>
-                <w:rFonts w:ascii="Adani" w:hAnsi="Adani" w:eastAsia="Adani" w:cs="Adani"/>
-                <w:b w:val="0"/>
-                <w:sz w:val="23"/>
-              </w:rPr>
-              <w:t>30/12/2025</w:t>
-            </w:r>
-          </w:p>
-        </w:tc>
-        <w:tc>
-          <w:tcPr>
-            <w:tcW w:type="dxa" w:w="2250"/>
-          </w:tcPr>
-          <w:p>
-            <w:pPr>
-              <w:spacing w:after="0"/>
-              <w:jc w:val="center"/>
-            </w:pPr>
-          </w:p>
-        </w:tc>
-      </w:tr>
-      <w:tr>
-        <w:tc>
-          <w:tcPr>
-            <w:tcW w:type="dxa" w:w="636"/>
-          </w:tcPr>
-          <w:p>
-            <w:pPr>
-              <w:spacing w:after="0"/>
-              <w:ind w:left="360"/>
-            </w:pPr>
-            <w:r>
-              <w:rPr>
-                <w:rFonts w:ascii="Adani" w:hAnsi="Adani" w:eastAsia="Adani" w:cs="Adani"/>
-                <w:b w:val="0"/>
-                <w:sz w:val="23"/>
-              </w:rPr>
-              <w:t>6</w:t>
-            </w:r>
-          </w:p>
-        </w:tc>
-        <w:tc>
-          <w:tcPr>
-            <w:tcW w:type="dxa" w:w="3864"/>
-          </w:tcPr>
-          <w:p>
-            <w:pPr>
-              <w:spacing w:after="0"/>
-              <w:jc w:val="both"/>
-            </w:pPr>
-            <w:r>
-              <w:rPr>
-                <w:rFonts w:ascii="Adani" w:hAnsi="Adani" w:eastAsia="Adani" w:cs="Adani"/>
-                <w:b w:val="0"/>
-                <w:sz w:val="23"/>
-              </w:rPr>
-              <w:t>ECOTHRIVE RENEWABLES LIMITED</w:t>
-            </w:r>
-          </w:p>
-        </w:tc>
-        <w:tc>
-          <w:tcPr>
-            <w:tcW w:type="dxa" w:w="2610"/>
-          </w:tcPr>
-          <w:p>
-            <w:pPr>
-              <w:spacing w:after="0"/>
-              <w:jc w:val="center"/>
-            </w:pPr>
-            <w:r>
-              <w:rPr>
-                <w:rFonts w:ascii="Adani" w:hAnsi="Adani" w:eastAsia="Adani" w:cs="Adani"/>
-                <w:b w:val="0"/>
-                <w:sz w:val="23"/>
-              </w:rPr>
-              <w:t>26/12/2025</w:t>
-            </w:r>
-          </w:p>
-        </w:tc>
-        <w:tc>
-          <w:tcPr>
-            <w:tcW w:type="dxa" w:w="2250"/>
-          </w:tcPr>
-          <w:p>
-            <w:pPr>
-              <w:spacing w:after="0"/>
-              <w:jc w:val="center"/>
-            </w:pPr>
-          </w:p>
-        </w:tc>
-      </w:tr>
-      <w:tr>
-        <w:tc>
-          <w:tcPr>
-            <w:tcW w:type="dxa" w:w="636"/>
-          </w:tcPr>
-          <w:p>
-            <w:pPr>
-              <w:spacing w:after="0"/>
-              <w:ind w:left="360"/>
-            </w:pPr>
-            <w:r>
-              <w:rPr>
-                <w:rFonts w:ascii="Adani" w:hAnsi="Adani" w:eastAsia="Adani" w:cs="Adani"/>
-                <w:b w:val="0"/>
-                <w:sz w:val="23"/>
-              </w:rPr>
-              <w:t>7</w:t>
-            </w:r>
-          </w:p>
-        </w:tc>
-        <w:tc>
-          <w:tcPr>
-            <w:tcW w:type="dxa" w:w="3864"/>
-          </w:tcPr>
-          <w:p>
-            <w:pPr>
-              <w:spacing w:after="0"/>
-              <w:jc w:val="both"/>
-            </w:pPr>
-            <w:r>
-              <w:rPr>
-                <w:rFonts w:ascii="Adani" w:hAnsi="Adani" w:eastAsia="Adani" w:cs="Adani"/>
-                <w:b w:val="0"/>
-                <w:sz w:val="23"/>
-              </w:rPr>
-              <w:t>URJASETU RENEWABLES LIMITED</w:t>
-            </w:r>
-          </w:p>
-        </w:tc>
-        <w:tc>
-          <w:tcPr>
-            <w:tcW w:type="dxa" w:w="2610"/>
-          </w:tcPr>
-          <w:p>
-            <w:pPr>
-              <w:spacing w:after="0"/>
-              <w:jc w:val="center"/>
-            </w:pPr>
-            <w:r>
-              <w:rPr>
-                <w:rFonts w:ascii="Adani" w:hAnsi="Adani" w:eastAsia="Adani" w:cs="Adani"/>
-                <w:b w:val="0"/>
-                <w:sz w:val="23"/>
-              </w:rPr>
-              <w:t>02/12/2025</w:t>
-            </w:r>
-          </w:p>
-        </w:tc>
-        <w:tc>
-          <w:tcPr>
-            <w:tcW w:type="dxa" w:w="2250"/>
-          </w:tcPr>
-          <w:p>
-            <w:pPr>
-              <w:spacing w:after="0"/>
-              <w:jc w:val="center"/>
-            </w:pPr>
-          </w:p>
-        </w:tc>
-      </w:tr>
-      <w:tr>
-        <w:tc>
-          <w:tcPr>
-            <w:tcW w:type="dxa" w:w="636"/>
-          </w:tcPr>
-          <w:p>
-            <w:pPr>
-              <w:spacing w:after="0"/>
-              <w:ind w:left="360"/>
-            </w:pPr>
-            <w:r>
-              <w:rPr>
-                <w:rFonts w:ascii="Adani" w:hAnsi="Adani" w:eastAsia="Adani" w:cs="Adani"/>
-                <w:b w:val="0"/>
-                <w:sz w:val="23"/>
-              </w:rPr>
-              <w:t>8</w:t>
-            </w:r>
-          </w:p>
-        </w:tc>
-        <w:tc>
-          <w:tcPr>
-            <w:tcW w:type="dxa" w:w="3864"/>
-          </w:tcPr>
-          <w:p>
-            <w:pPr>
-              <w:spacing w:after="0"/>
-              <w:jc w:val="both"/>
-            </w:pPr>
-            <w:r>
-              <w:rPr>
-                <w:rFonts w:ascii="Adani" w:hAnsi="Adani" w:eastAsia="Adani" w:cs="Adani"/>
-                <w:b w:val="0"/>
-                <w:sz w:val="23"/>
-              </w:rPr>
-              <w:t>HYDROBLOOM POWER LIMITED</w:t>
-            </w:r>
-          </w:p>
-        </w:tc>
-        <w:tc>
-          <w:tcPr>
-            <w:tcW w:type="dxa" w:w="2610"/>
-          </w:tcPr>
-          <w:p>
-            <w:pPr>
-              <w:spacing w:after="0"/>
-              <w:jc w:val="center"/>
-            </w:pPr>
-            <w:r>
-              <w:rPr>
-                <w:rFonts w:ascii="Adani" w:hAnsi="Adani" w:eastAsia="Adani" w:cs="Adani"/>
-                <w:b w:val="0"/>
-                <w:sz w:val="23"/>
-              </w:rPr>
-              <w:t>02/12/2025</w:t>
-            </w:r>
           </w:p>
         </w:tc>
         <w:tc>
@@ -965,7 +567,7 @@
           <w:b w:val="0"/>
           <w:sz w:val="23"/>
         </w:rPr>
-        <w:t xml:space="preserve">Date: 15th May, 2026</w:t>
+        <w:t xml:space="preserve">Date: 27th May, 2026</w:t>
         <w:tab/>
       </w:r>
     </w:p>
